--- a/Base Application/Foundation/Reporting/ReportParts/HeaderFooterDesign/InternalMinimalisticCentered.docx
+++ b/Base Application/Foundation/Reporting/ReportParts/HeaderFooterDesign/InternalMinimalisticCentered.docx
@@ -227,19 +227,7 @@
       </w:tc>
       <w:sdt>
         <w:sdtPr>
-          <w:rPr>
-            <w:rFonts w:cstheme="minorHAnsi"/>
-            <w:b/>
-            <w:bCs/>
-          </w:rPr>
-          <w:alias w:val="CompanyName"/>
-          <w:tag w:val="#BC:InsertDataItem,BCReportInformation/ReportRequest/CompanyName"/>
-          <w:id w:val="1116805254"/>
-          <w:placeholder>
-            <w:docPart w:val="DE4047423A294343AF7E0A1FA5F43114"/>
-          </w:placeholder>
-          <w15:color w:val="808080"/>
-          <w:text/>
+          <w:dataBinding w:prefixMappings="xmlns:ns0='urn:microsoft-dynamics-nav/reports/Tenant_Report_Defaults/2000000001/'" w:xpath="/ns0:NavWordReportXmlPart[1]/ns0:BCReportInformation[1]/ns0:ReportRequest[1]/ns0:CompanyName[1]" w:storeItemID="{91D0ED6D-D597-4923-BDAC-044C0807CB68}"/>
         </w:sdtPr>
         <w:sdtContent>
           <w:tc>
@@ -268,14 +256,7 @@
       </w:sdt>
       <w:sdt>
         <w:sdtPr>
-          <w:alias w:val="UserName"/>
-          <w:tag w:val="#BC:InsertDataItem,BCReportInformation/ReportRequest/UserName"/>
-          <w:id w:val="-61253881"/>
-          <w:placeholder>
-            <w:docPart w:val="FA6A880DCD3D4ECAAB00A5D00A6485CB"/>
-          </w:placeholder>
-          <w15:color w:val="808080"/>
-          <w:text/>
+          <w:dataBinding w:prefixMappings="xmlns:ns0='urn:microsoft-dynamics-nav/reports/Tenant_Report_Defaults/2000000001/'" w:xpath="/ns0:NavWordReportXmlPart[1]/ns0:BCReportInformation[1]/ns0:ReportRequest[1]/ns0:UserName[1]" w:storeItemID="{91D0ED6D-D597-4923-BDAC-044C0807CB68}"/>
         </w:sdtPr>
         <w:sdtContent>
           <w:tc>
@@ -466,19 +447,7 @@
       </w:tc>
       <w:sdt>
         <w:sdtPr>
-          <w:rPr>
-            <w:rFonts w:cstheme="minorHAnsi"/>
-            <w:b/>
-            <w:bCs/>
-          </w:rPr>
-          <w:alias w:val="CompanyName"/>
-          <w:tag w:val="#BC:InsertDataItem,BCReportInformation/ReportRequest/CompanyName"/>
-          <w:id w:val="2116251966"/>
-          <w:placeholder>
-            <w:docPart w:val="189F106AA4F243559D35A8721519A0CA"/>
-          </w:placeholder>
-          <w15:color w:val="808080"/>
-          <w:text/>
+          <w:dataBinding w:prefixMappings="xmlns:ns0='urn:microsoft-dynamics-nav/reports/Tenant_Report_Defaults/2000000001/'" w:xpath="/ns0:NavWordReportXmlPart[1]/ns0:BCReportInformation[1]/ns0:ReportRequest[1]/ns0:CompanyName[1]" w:storeItemID="{91D0ED6D-D597-4923-BDAC-044C0807CB68}"/>
         </w:sdtPr>
         <w:sdtContent>
           <w:tc>
@@ -508,14 +477,7 @@
       </w:sdt>
       <w:sdt>
         <w:sdtPr>
-          <w:alias w:val="UserName"/>
-          <w:tag w:val="#BC:InsertDataItem,BCReportInformation/ReportRequest/UserName"/>
-          <w:id w:val="1925612057"/>
-          <w:placeholder>
-            <w:docPart w:val="DefaultPlaceholder_-1854013440"/>
-          </w:placeholder>
-          <w15:color w:val="808080"/>
-          <w:text/>
+          <w:dataBinding w:prefixMappings="xmlns:ns0='urn:microsoft-dynamics-nav/reports/Tenant_Report_Defaults/2000000001/'" w:xpath="/ns0:NavWordReportXmlPart[1]/ns0:BCReportInformation[1]/ns0:ReportRequest[1]/ns0:UserName[1]" w:storeItemID="{91D0ED6D-D597-4923-BDAC-044C0807CB68}"/>
         </w:sdtPr>
         <w:sdtContent>
           <w:tc>
@@ -606,7 +568,7 @@
             </w:tabs>
             <w:spacing w:after="120" w:line="276" w:lineRule="auto"/>
             <w:rPr>
-              <w:rFonts w:ascii="Aptos Narrow" w:eastAsiaTheme="majorEastAsia" w:hAnsi="Aptos Narrow" w:cstheme="majorBidi"/>
+              <w:rFonts w:ascii="Aptos Narrow" w:hAnsi="Aptos Narrow" w:eastAsiaTheme="majorEastAsia" w:cstheme="majorBidi"/>
               <w:color w:val="242424"/>
               <w:sz w:val="36"/>
               <w:szCs w:val="36"/>
@@ -614,25 +576,12 @@
           </w:pPr>
           <w:sdt>
             <w:sdtPr>
-              <w:rPr>
-                <w:rFonts w:asciiTheme="majorHAnsi" w:eastAsiaTheme="majorEastAsia" w:hAnsiTheme="majorHAnsi" w:cstheme="majorHAnsi"/>
-                <w:color w:val="242424"/>
-                <w:sz w:val="36"/>
-                <w:szCs w:val="36"/>
-              </w:rPr>
-              <w:alias w:val="ReportCaption"/>
-              <w:tag w:val="#BC:InsertDataItem,BCReportInformation/ReportMetadata/ReportCaption"/>
-              <w:id w:val="-270854158"/>
-              <w:placeholder>
-                <w:docPart w:val="CD058DD864F242E1995C1F67D4C9B094"/>
-              </w:placeholder>
-              <w15:color w:val="808080"/>
-              <w:text/>
+              <w:dataBinding w:prefixMappings="xmlns:ns0='urn:microsoft-dynamics-nav/reports/Tenant_Report_Defaults/2000000001/'" w:xpath="/ns0:NavWordReportXmlPart[1]/ns0:BCReportInformation[1]/ns0:ReportMetadata[1]/ns0:ReportCaption[1]" w:storeItemID="{91D0ED6D-D597-4923-BDAC-044C0807CB68}"/>
             </w:sdtPr>
             <w:sdtContent>
               <w:r>
                 <w:rPr>
-                  <w:rFonts w:asciiTheme="majorHAnsi" w:eastAsiaTheme="majorEastAsia" w:hAnsiTheme="majorHAnsi" w:cstheme="majorHAnsi"/>
+                  <w:rFonts w:asciiTheme="majorHAnsi" w:hAnsiTheme="majorHAnsi" w:eastAsiaTheme="majorEastAsia" w:cstheme="majorHAnsi"/>
                   <w:color w:val="242424"/>
                   <w:sz w:val="36"/>
                   <w:szCs w:val="36"/>
@@ -717,14 +666,7 @@
           </w:pPr>
           <w:sdt>
             <w:sdtPr>
-              <w:alias w:val="ReportCaption"/>
-              <w:tag w:val="#BC:InsertDataItem,BCReportInformation/ReportMetadata/ReportCaption"/>
-              <w:id w:val="-1604796218"/>
-              <w:placeholder>
-                <w:docPart w:val="15AAC71D25224291AB3829BED048310E"/>
-              </w:placeholder>
-              <w15:color w:val="808080"/>
-              <w:text/>
+              <w:dataBinding w:prefixMappings="xmlns:ns0='urn:microsoft-dynamics-nav/reports/Tenant_Report_Defaults/2000000001/'" w:xpath="/ns0:NavWordReportXmlPart[1]/ns0:BCReportInformation[1]/ns0:ReportMetadata[1]/ns0:ReportCaption[1]" w:storeItemID="{91D0ED6D-D597-4923-BDAC-044C0807CB68}"/>
             </w:sdtPr>
             <w:sdtContent>
               <w:r>

--- a/Base Application/Foundation/Reporting/ReportParts/HeaderFooterDesign/InternalMinimalisticCentered.docx
+++ b/Base Application/Foundation/Reporting/ReportParts/HeaderFooterDesign/InternalMinimalisticCentered.docx
@@ -227,7 +227,19 @@
       </w:tc>
       <w:sdt>
         <w:sdtPr>
-          <w:dataBinding w:prefixMappings="xmlns:ns0='urn:microsoft-dynamics-nav/reports/Tenant_Report_Defaults/2000000001/'" w:xpath="/ns0:NavWordReportXmlPart[1]/ns0:BCReportInformation[1]/ns0:ReportRequest[1]/ns0:CompanyName[1]" w:storeItemID="{91D0ED6D-D597-4923-BDAC-044C0807CB68}"/>
+          <w:rPr>
+            <w:rFonts w:cstheme="minorHAnsi"/>
+            <w:b/>
+            <w:bCs/>
+          </w:rPr>
+          <w:alias w:val="CompanyName"/>
+          <w:tag w:val="#BC:InsertDataItem,BCReportInformation/ReportRequest/CompanyName"/>
+          <w:id w:val="1116805254"/>
+          <w:placeholder>
+            <w:docPart w:val="DE4047423A294343AF7E0A1FA5F43114"/>
+          </w:placeholder>
+          <w15:color w:val="808080"/>
+          <w:text/>
         </w:sdtPr>
         <w:sdtContent>
           <w:tc>
@@ -256,7 +268,14 @@
       </w:sdt>
       <w:sdt>
         <w:sdtPr>
-          <w:dataBinding w:prefixMappings="xmlns:ns0='urn:microsoft-dynamics-nav/reports/Tenant_Report_Defaults/2000000001/'" w:xpath="/ns0:NavWordReportXmlPart[1]/ns0:BCReportInformation[1]/ns0:ReportRequest[1]/ns0:UserName[1]" w:storeItemID="{91D0ED6D-D597-4923-BDAC-044C0807CB68}"/>
+          <w:alias w:val="UserName"/>
+          <w:tag w:val="#BC:InsertDataItem,BCReportInformation/ReportRequest/UserName"/>
+          <w:id w:val="-61253881"/>
+          <w:placeholder>
+            <w:docPart w:val="FA6A880DCD3D4ECAAB00A5D00A6485CB"/>
+          </w:placeholder>
+          <w15:color w:val="808080"/>
+          <w:text/>
         </w:sdtPr>
         <w:sdtContent>
           <w:tc>
@@ -447,7 +466,19 @@
       </w:tc>
       <w:sdt>
         <w:sdtPr>
-          <w:dataBinding w:prefixMappings="xmlns:ns0='urn:microsoft-dynamics-nav/reports/Tenant_Report_Defaults/2000000001/'" w:xpath="/ns0:NavWordReportXmlPart[1]/ns0:BCReportInformation[1]/ns0:ReportRequest[1]/ns0:CompanyName[1]" w:storeItemID="{91D0ED6D-D597-4923-BDAC-044C0807CB68}"/>
+          <w:rPr>
+            <w:rFonts w:cstheme="minorHAnsi"/>
+            <w:b/>
+            <w:bCs/>
+          </w:rPr>
+          <w:alias w:val="CompanyName"/>
+          <w:tag w:val="#BC:InsertDataItem,BCReportInformation/ReportRequest/CompanyName"/>
+          <w:id w:val="2116251966"/>
+          <w:placeholder>
+            <w:docPart w:val="189F106AA4F243559D35A8721519A0CA"/>
+          </w:placeholder>
+          <w15:color w:val="808080"/>
+          <w:text/>
         </w:sdtPr>
         <w:sdtContent>
           <w:tc>
@@ -477,7 +508,14 @@
       </w:sdt>
       <w:sdt>
         <w:sdtPr>
-          <w:dataBinding w:prefixMappings="xmlns:ns0='urn:microsoft-dynamics-nav/reports/Tenant_Report_Defaults/2000000001/'" w:xpath="/ns0:NavWordReportXmlPart[1]/ns0:BCReportInformation[1]/ns0:ReportRequest[1]/ns0:UserName[1]" w:storeItemID="{91D0ED6D-D597-4923-BDAC-044C0807CB68}"/>
+          <w:alias w:val="UserName"/>
+          <w:tag w:val="#BC:InsertDataItem,BCReportInformation/ReportRequest/UserName"/>
+          <w:id w:val="1925612057"/>
+          <w:placeholder>
+            <w:docPart w:val="DefaultPlaceholder_-1854013440"/>
+          </w:placeholder>
+          <w15:color w:val="808080"/>
+          <w:text/>
         </w:sdtPr>
         <w:sdtContent>
           <w:tc>
@@ -568,7 +606,7 @@
             </w:tabs>
             <w:spacing w:after="120" w:line="276" w:lineRule="auto"/>
             <w:rPr>
-              <w:rFonts w:ascii="Aptos Narrow" w:hAnsi="Aptos Narrow" w:eastAsiaTheme="majorEastAsia" w:cstheme="majorBidi"/>
+              <w:rFonts w:ascii="Aptos Narrow" w:eastAsiaTheme="majorEastAsia" w:hAnsi="Aptos Narrow" w:cstheme="majorBidi"/>
               <w:color w:val="242424"/>
               <w:sz w:val="36"/>
               <w:szCs w:val="36"/>
@@ -576,12 +614,25 @@
           </w:pPr>
           <w:sdt>
             <w:sdtPr>
-              <w:dataBinding w:prefixMappings="xmlns:ns0='urn:microsoft-dynamics-nav/reports/Tenant_Report_Defaults/2000000001/'" w:xpath="/ns0:NavWordReportXmlPart[1]/ns0:BCReportInformation[1]/ns0:ReportMetadata[1]/ns0:ReportCaption[1]" w:storeItemID="{91D0ED6D-D597-4923-BDAC-044C0807CB68}"/>
+              <w:rPr>
+                <w:rFonts w:asciiTheme="majorHAnsi" w:eastAsiaTheme="majorEastAsia" w:hAnsiTheme="majorHAnsi" w:cstheme="majorHAnsi"/>
+                <w:color w:val="242424"/>
+                <w:sz w:val="36"/>
+                <w:szCs w:val="36"/>
+              </w:rPr>
+              <w:alias w:val="ReportCaption"/>
+              <w:tag w:val="#BC:InsertDataItem,BCReportInformation/ReportMetadata/ReportCaption"/>
+              <w:id w:val="-270854158"/>
+              <w:placeholder>
+                <w:docPart w:val="CD058DD864F242E1995C1F67D4C9B094"/>
+              </w:placeholder>
+              <w15:color w:val="808080"/>
+              <w:text/>
             </w:sdtPr>
             <w:sdtContent>
               <w:r>
                 <w:rPr>
-                  <w:rFonts w:asciiTheme="majorHAnsi" w:hAnsiTheme="majorHAnsi" w:eastAsiaTheme="majorEastAsia" w:cstheme="majorHAnsi"/>
+                  <w:rFonts w:asciiTheme="majorHAnsi" w:eastAsiaTheme="majorEastAsia" w:hAnsiTheme="majorHAnsi" w:cstheme="majorHAnsi"/>
                   <w:color w:val="242424"/>
                   <w:sz w:val="36"/>
                   <w:szCs w:val="36"/>
@@ -666,7 +717,14 @@
           </w:pPr>
           <w:sdt>
             <w:sdtPr>
-              <w:dataBinding w:prefixMappings="xmlns:ns0='urn:microsoft-dynamics-nav/reports/Tenant_Report_Defaults/2000000001/'" w:xpath="/ns0:NavWordReportXmlPart[1]/ns0:BCReportInformation[1]/ns0:ReportMetadata[1]/ns0:ReportCaption[1]" w:storeItemID="{91D0ED6D-D597-4923-BDAC-044C0807CB68}"/>
+              <w:alias w:val="ReportCaption"/>
+              <w:tag w:val="#BC:InsertDataItem,BCReportInformation/ReportMetadata/ReportCaption"/>
+              <w:id w:val="-1604796218"/>
+              <w:placeholder>
+                <w:docPart w:val="15AAC71D25224291AB3829BED048310E"/>
+              </w:placeholder>
+              <w15:color w:val="808080"/>
+              <w:text/>
             </w:sdtPr>
             <w:sdtContent>
               <w:r>
